--- a/part1/ep05_L_histoire_d_une_etiquette.docx
+++ b/part1/ep05_L_histoire_d_une_etiquette.docx
@@ -8127,7 +8127,7 @@
           <w:color w:val="7A1F3D"/>
           <w:sz w:val="20"/>
         </w:rPr>
-        <w:t>▶ 다음 화 예고 — 제6화 « Bourgogne contre Bordeaux » : 지역 대결 놀이. 레아가 보르도를 두둔하는 데는 이유가 있는 것 같다.</w:t>
+        <w:t>다음 화 예고 — 제6화 « Bourgogne contre Bordeaux » : 지역 대결 놀이. 레아가 보르도를 두둔하는 데는 이유가 있는 것 같다.</w:t>
       </w:r>
     </w:p>
     <w:sectPr>
